--- a/tillsyn/A 25532-2026 tillsynsbegäran.docx
+++ b/tillsyn/A 25532-2026 tillsynsbegäran.docx
@@ -300,7 +300,7 @@
     <w:r>
       <w:tab/>
       <w:tab/>
-      <w:t>2026-07-13</w:t>
+      <w:t>2026-07-14</w:t>
       <w:br/>
       <w:br/>
     </w:r>
